--- a/EXPORTS/DOCX/published/niveau2/English/Science.docx
+++ b/EXPORTS/DOCX/published/niveau2/English/Science.docx
@@ -942,7 +942,18 @@
           <w:color w:val="000000"/>
           <w:sz w:val="24"/>
         </w:rPr>
-        <w:t xml:space="preserve">and the </w:t>
+        <w:t>and the</w:t>
+      </w:r>
+      <w:r>
+        <w:rPr>
+          <w:u w:val="single" w:color="0000ff"/>
+          <w:rFonts w:ascii="Charis SIL Regular" w:hAnsi="Charis SIL Regular" w:eastAsia="Charis SIL Regular"/>
+          <w:b w:val="0"/>
+          <w:i w:val="0"/>
+          <w:color w:val="000000"/>
+          <w:sz w:val="24"/>
+        </w:rPr>
+        <w:t xml:space="preserve"> </w:t>
       </w:r>
       <w:r>
         <w:rPr>
@@ -971,7 +982,7 @@
           <w:sz w:val="24"/>
           <w:u w:val="single"/>
         </w:rPr>
-        <w:hyperlink r:id="rId11" w:history="1">
+        <w:hyperlink r:id="rId12" w:history="1">
           <w:r>
             <w:rPr>
               <w:rStyle w:val="Hyperlink"/>
@@ -989,7 +1000,7 @@
           <w:sz w:val="24"/>
           <w:u w:val="single"/>
         </w:rPr>
-        <w:hyperlink r:id="rId11" w:history="1">
+        <w:hyperlink r:id="rId12" w:history="1">
           <w:r>
             <w:rPr>
               <w:rStyle w:val="Hyperlink"/>
@@ -1018,7 +1029,7 @@
           <w:sz w:val="24"/>
           <w:u w:val="single"/>
         </w:rPr>
-        <w:hyperlink r:id="rId11" w:history="1">
+        <w:hyperlink r:id="rId12" w:history="1">
           <w:r>
             <w:rPr>
               <w:rStyle w:val="Hyperlink"/>
@@ -1101,7 +1112,7 @@
           <w:sz w:val="24"/>
           <w:u w:val="single"/>
         </w:rPr>
-        <w:hyperlink r:id="rId12" w:history="1">
+        <w:hyperlink r:id="rId11" w:history="1">
           <w:r>
             <w:rPr>
               <w:rStyle w:val="Hyperlink"/>
@@ -1392,7 +1403,6 @@
       </w:r>
       <w:r>
         <w:rPr>
-          <w:u w:val="single" w:color="0000ff"/>
           <w:rFonts w:ascii="Charis SIL Regular" w:hAnsi="Charis SIL Regular" w:eastAsia="Charis SIL Regular"/>
           <w:b w:val="0"/>
           <w:i w:val="0"/>
@@ -1421,7 +1431,6 @@
       </w:r>
       <w:r>
         <w:rPr>
-          <w:u w:val="single" w:color="0000ff"/>
           <w:rFonts w:ascii="Charis SIL Regular" w:hAnsi="Charis SIL Regular" w:eastAsia="Charis SIL Regular"/>
           <w:b w:val="0"/>
           <w:i w:val="0"/>
@@ -2318,7 +2327,7 @@
           <w:sz w:val="24"/>
           <w:u w:val="single"/>
         </w:rPr>
-        <w:hyperlink r:id="rId16" w:history="1">
+        <w:hyperlink r:id="rId12" w:history="1">
           <w:r>
             <w:rPr>
               <w:rStyle w:val="Hyperlink"/>
@@ -2347,7 +2356,7 @@
           <w:sz w:val="24"/>
           <w:u w:val="single"/>
         </w:rPr>
-        <w:hyperlink r:id="rId16" w:history="1">
+        <w:hyperlink r:id="rId12" w:history="1">
           <w:r>
             <w:rPr>
               <w:rStyle w:val="Hyperlink"/>
@@ -2365,7 +2374,7 @@
           <w:sz w:val="24"/>
           <w:u w:val="single"/>
         </w:rPr>
-        <w:hyperlink r:id="rId16" w:history="1">
+        <w:hyperlink r:id="rId12" w:history="1">
           <w:r>
             <w:rPr>
               <w:rStyle w:val="Hyperlink"/>
@@ -2383,7 +2392,7 @@
           <w:sz w:val="24"/>
           <w:u w:val="single"/>
         </w:rPr>
-        <w:hyperlink r:id="rId16" w:history="1">
+        <w:hyperlink r:id="rId12" w:history="1">
           <w:r>
             <w:rPr>
               <w:rStyle w:val="Hyperlink"/>
@@ -3052,7 +3061,7 @@
           <w:sz w:val="24"/>
           <w:u w:val="single"/>
         </w:rPr>
-        <w:t>Royal Zeeland Scientific Soc</w:t>
+        <w:t>Royal Zeeland Scientific So</w:t>
       </w:r>
       <w:r>
         <w:rPr>
@@ -3063,7 +3072,7 @@
           <w:sz w:val="24"/>
           <w:u w:val="single"/>
         </w:rPr>
-        <w:t>iet</w:t>
+        <w:t>c</w:t>
       </w:r>
       <w:r>
         <w:rPr>
@@ -3072,8 +3081,9 @@
           <w:i w:val="0"/>
           <w:color w:val="0000FF"/>
           <w:sz w:val="24"/>
-        </w:rPr>
-        <w:t>y</w:t>
+          <w:u w:val="single"/>
+        </w:rPr>
+        <w:t>iety</w:t>
       </w:r>
       <w:r>
         <w:br/>
@@ -3460,7 +3470,7 @@
             <w:rPr>
               <w:rStyle w:val="Hyperlink"/>
             </w:rPr>
-            <w:t>portalfile</w:t>
+            <w:t>portalfiles</w:t>
           </w:r>
         </w:hyperlink>
       </w:r>
@@ -3471,13 +3481,25 @@
           <w:i w:val="0"/>
           <w:color w:val="0000FF"/>
           <w:sz w:val="24"/>
+          <w:u w:val="single"/>
+        </w:rPr>
+        <w:t>/</w:t>
+      </w:r>
+      <w:r>
+        <w:rPr>
+          <w:rFonts w:ascii="Charis SIL Regular" w:hAnsi="Charis SIL Regular" w:eastAsia="Charis SIL Regular"/>
+          <w:b w:val="0"/>
+          <w:i w:val="0"/>
+          <w:color w:val="0000FF"/>
+          <w:sz w:val="24"/>
+          <w:u w:val="single"/>
         </w:rPr>
         <w:hyperlink r:id="rId17" w:history="1">
           <w:r>
             <w:rPr>
               <w:rStyle w:val="Hyperlink"/>
             </w:rPr>
-            <w:t>s</w:t>
+            <w:t>portal/1414020</w:t>
           </w:r>
         </w:hyperlink>
       </w:r>
@@ -3488,27 +3510,8 @@
           <w:i w:val="0"/>
           <w:color w:val="0000FF"/>
           <w:sz w:val="24"/>
-          <w:u w:val="single"/>
-        </w:rPr>
-        <w:t>/</w:t>
-      </w:r>
-      <w:r>
-        <w:rPr>
-          <w:rFonts w:ascii="Charis SIL Regular" w:hAnsi="Charis SIL Regular" w:eastAsia="Charis SIL Regular"/>
-          <w:b w:val="0"/>
-          <w:i w:val="0"/>
-          <w:color w:val="0000FF"/>
-          <w:sz w:val="24"/>
-          <w:u w:val="single"/>
-        </w:rPr>
-        <w:hyperlink r:id="rId17" w:history="1">
-          <w:r>
-            <w:rPr>
-              <w:rStyle w:val="Hyperlink"/>
-            </w:rPr>
-            <w:t xml:space="preserve">portal/1414020/ </w:t>
-          </w:r>
-        </w:hyperlink>
+        </w:rPr>
+        <w:t xml:space="preserve">/ </w:t>
       </w:r>
       <w:r>
         <w:br/>
@@ -3612,7 +3615,7 @@
           <w:sz w:val="24"/>
           <w:u w:val="single"/>
         </w:rPr>
-        <w:hyperlink r:id="rId17" w:history="1">
+        <w:hyperlink r:id="rId18" w:history="1">
           <w:r>
             <w:rPr>
               <w:rStyle w:val="Hyperlink"/>
@@ -3641,7 +3644,7 @@
           <w:sz w:val="24"/>
           <w:u w:val="single"/>
         </w:rPr>
-        <w:hyperlink r:id="rId17" w:history="1">
+        <w:hyperlink r:id="rId18" w:history="1">
           <w:r>
             <w:rPr>
               <w:rStyle w:val="Hyperlink"/>
@@ -3659,7 +3662,7 @@
           <w:sz w:val="24"/>
           <w:u w:val="single"/>
         </w:rPr>
-        <w:hyperlink r:id="rId17" w:history="1">
+        <w:hyperlink r:id="rId18" w:history="1">
           <w:r>
             <w:rPr>
               <w:rStyle w:val="Hyperlink"/>
@@ -3695,7 +3698,7 @@
           <w:sz w:val="24"/>
           <w:u w:val="single"/>
         </w:rPr>
-        <w:hyperlink r:id="rId18" w:history="1">
+        <w:hyperlink r:id="rId19" w:history="1">
           <w:r>
             <w:rPr>
               <w:rStyle w:val="Hyperlink"/>
@@ -3724,7 +3727,7 @@
           <w:sz w:val="24"/>
           <w:u w:val="single"/>
         </w:rPr>
-        <w:hyperlink r:id="rId18" w:history="1">
+        <w:hyperlink r:id="rId19" w:history="1">
           <w:r>
             <w:rPr>
               <w:rStyle w:val="Hyperlink"/>
@@ -3845,7 +3848,7 @@
           <w:sz w:val="24"/>
           <w:u w:val="single"/>
         </w:rPr>
-        <w:hyperlink r:id="rId19" w:history="1">
+        <w:hyperlink r:id="rId20" w:history="1">
           <w:r>
             <w:rPr>
               <w:rStyle w:val="Hyperlink"/>
@@ -3874,7 +3877,7 @@
           <w:sz w:val="24"/>
           <w:u w:val="single"/>
         </w:rPr>
-        <w:hyperlink r:id="rId19" w:history="1">
+        <w:hyperlink r:id="rId20" w:history="1">
           <w:r>
             <w:rPr>
               <w:rStyle w:val="Hyperlink"/>
@@ -3902,7 +3905,7 @@
           <w:sz w:val="24"/>
           <w:u w:val="single"/>
         </w:rPr>
-        <w:hyperlink r:id="rId20" w:history="1">
+        <w:hyperlink r:id="rId21" w:history="1">
           <w:r>
             <w:rPr>
               <w:rStyle w:val="Hyperlink"/>
@@ -3920,7 +3923,7 @@
           <w:sz w:val="24"/>
           <w:u w:val="single"/>
         </w:rPr>
-        <w:hyperlink r:id="rId20" w:history="1">
+        <w:hyperlink r:id="rId21" w:history="1">
           <w:r>
             <w:rPr>
               <w:rStyle w:val="Hyperlink"/>
@@ -3938,7 +3941,7 @@
           <w:sz w:val="24"/>
           <w:u w:val="single"/>
         </w:rPr>
-        <w:hyperlink r:id="rId20" w:history="1">
+        <w:hyperlink r:id="rId21" w:history="1">
           <w:r>
             <w:rPr>
               <w:rStyle w:val="Hyperlink"/>
@@ -4056,7 +4059,7 @@
           <w:sz w:val="24"/>
           <w:u w:val="single"/>
         </w:rPr>
-        <w:hyperlink r:id="rId21" w:history="1">
+        <w:hyperlink r:id="rId22" w:history="1">
           <w:r>
             <w:rPr>
               <w:rStyle w:val="Hyperlink"/>
@@ -4085,7 +4088,7 @@
           <w:sz w:val="24"/>
           <w:u w:val="single"/>
         </w:rPr>
-        <w:hyperlink r:id="rId21" w:history="1">
+        <w:hyperlink r:id="rId22" w:history="1">
           <w:r>
             <w:rPr>
               <w:rStyle w:val="Hyperlink"/>
@@ -4113,7 +4116,7 @@
           <w:sz w:val="24"/>
           <w:u w:val="single"/>
         </w:rPr>
-        <w:hyperlink r:id="rId22" w:history="1">
+        <w:hyperlink r:id="rId23" w:history="1">
           <w:r>
             <w:rPr>
               <w:rStyle w:val="Hyperlink"/>
@@ -4131,7 +4134,7 @@
           <w:sz w:val="24"/>
           <w:u w:val="single"/>
         </w:rPr>
-        <w:hyperlink r:id="rId22" w:history="1">
+        <w:hyperlink r:id="rId23" w:history="1">
           <w:r>
             <w:rPr>
               <w:rStyle w:val="Hyperlink"/>
@@ -4149,7 +4152,7 @@
           <w:sz w:val="24"/>
           <w:u w:val="single"/>
         </w:rPr>
-        <w:hyperlink r:id="rId22" w:history="1">
+        <w:hyperlink r:id="rId23" w:history="1">
           <w:r>
             <w:rPr>
               <w:rStyle w:val="Hyperlink"/>
@@ -4167,7 +4170,7 @@
           <w:sz w:val="24"/>
           <w:u w:val="single"/>
         </w:rPr>
-        <w:hyperlink r:id="rId22" w:history="1">
+        <w:hyperlink r:id="rId23" w:history="1">
           <w:r>
             <w:rPr>
               <w:rStyle w:val="Hyperlink"/>

--- a/EXPORTS/DOCX/published/niveau2/English/Science.docx
+++ b/EXPORTS/DOCX/published/niveau2/English/Science.docx
@@ -946,7 +946,6 @@
       </w:r>
       <w:r>
         <w:rPr>
-          <w:u w:val="single" w:color="0000ff"/>
           <w:rFonts w:ascii="Charis SIL Regular" w:hAnsi="Charis SIL Regular" w:eastAsia="Charis SIL Regular"/>
           <w:b w:val="0"/>
           <w:i w:val="0"/>
@@ -1047,7 +1046,7 @@
           <w:sz w:val="24"/>
           <w:u w:val="single"/>
         </w:rPr>
-        <w:hyperlink r:id="rId11" w:history="1">
+        <w:hyperlink r:id="rId12" w:history="1">
           <w:r>
             <w:rPr>
               <w:rStyle w:val="Hyperlink"/>
@@ -1065,7 +1064,7 @@
           <w:sz w:val="24"/>
           <w:u w:val="single"/>
         </w:rPr>
-        <w:hyperlink r:id="rId11" w:history="1">
+        <w:hyperlink r:id="rId12" w:history="1">
           <w:r>
             <w:rPr>
               <w:rStyle w:val="Hyperlink"/>
@@ -1083,7 +1082,7 @@
           <w:sz w:val="24"/>
           <w:u w:val="single"/>
         </w:rPr>
-        <w:hyperlink r:id="rId11" w:history="1">
+        <w:hyperlink r:id="rId12" w:history="1">
           <w:r>
             <w:rPr>
               <w:rStyle w:val="Hyperlink"/>
@@ -1112,7 +1111,7 @@
           <w:sz w:val="24"/>
           <w:u w:val="single"/>
         </w:rPr>
-        <w:hyperlink r:id="rId11" w:history="1">
+        <w:hyperlink r:id="rId12" w:history="1">
           <w:r>
             <w:rPr>
               <w:rStyle w:val="Hyperlink"/>
@@ -1177,7 +1176,7 @@
           <w:sz w:val="24"/>
           <w:u w:val="single"/>
         </w:rPr>
-        <w:hyperlink r:id="rId12" w:history="1">
+        <w:hyperlink r:id="rId11" w:history="1">
           <w:r>
             <w:rPr>
               <w:rStyle w:val="Hyperlink"/>
@@ -1205,6 +1204,174 @@
           <w:color w:val="0000FF"/>
           <w:sz w:val="24"/>
           <w:u w:val="single"/>
+        </w:rPr>
+        <w:hyperlink r:id="rId11" w:history="1">
+          <w:r>
+            <w:rPr>
+              <w:rStyle w:val="Hyperlink"/>
+            </w:rPr>
+            <w:t>e</w:t>
+          </w:r>
+        </w:hyperlink>
+      </w:r>
+      <w:r>
+        <w:rPr>
+          <w:rFonts w:ascii="Charis SIL Regular" w:hAnsi="Charis SIL Regular" w:eastAsia="Charis SIL Regular"/>
+          <w:b w:val="0"/>
+          <w:i w:val="0"/>
+          <w:color w:val="0000FF"/>
+          <w:sz w:val="24"/>
+          <w:u w:val="single"/>
+        </w:rPr>
+        <w:hyperlink r:id="rId11" w:history="1">
+          <w:r>
+            <w:rPr>
+              <w:rStyle w:val="Hyperlink"/>
+            </w:rPr>
+            <w:t>n</w:t>
+          </w:r>
+        </w:hyperlink>
+      </w:r>
+      <w:r>
+        <w:rPr>
+          <w:rFonts w:ascii="Charis SIL Regular" w:hAnsi="Charis SIL Regular" w:eastAsia="Charis SIL Regular"/>
+          <w:b w:val="0"/>
+          <w:i w:val="0"/>
+          <w:color w:val="0000FF"/>
+          <w:sz w:val="24"/>
+          <w:u w:val="single"/>
+        </w:rPr>
+        <w:t xml:space="preserve"> </w:t>
+      </w:r>
+      <w:r>
+        <w:rPr>
+          <w:rFonts w:ascii="Charis SIL Regular" w:hAnsi="Charis SIL Regular" w:eastAsia="Charis SIL Regular"/>
+          <w:b w:val="0"/>
+          <w:i w:val="0"/>
+          <w:color w:val="0000FF"/>
+          <w:sz w:val="24"/>
+          <w:u w:val="single"/>
+        </w:rPr>
+        <w:hyperlink r:id="rId11" w:history="1">
+          <w:r>
+            <w:rPr>
+              <w:rStyle w:val="Hyperlink"/>
+            </w:rPr>
+            <w:t>Wetenschap</w:t>
+          </w:r>
+        </w:hyperlink>
+      </w:r>
+      <w:r>
+        <w:rPr>
+          <w:rFonts w:ascii="Charis SIL Regular" w:hAnsi="Charis SIL Regular" w:eastAsia="Charis SIL Regular"/>
+          <w:b w:val="0"/>
+          <w:i w:val="0"/>
+          <w:color w:val="0000FF"/>
+          <w:sz w:val="24"/>
+          <w:u w:val="single"/>
+        </w:rPr>
+        <w:hyperlink r:id="rId12" w:history="1">
+          <w:r>
+            <w:rPr>
+              <w:rStyle w:val="Hyperlink"/>
+            </w:rPr>
+            <w:t>pen</w:t>
+          </w:r>
+        </w:hyperlink>
+      </w:r>
+      <w:r>
+        <w:rPr>
+          <w:rFonts w:ascii="Charis SIL Regular" w:hAnsi="Charis SIL Regular" w:eastAsia="Charis SIL Regular"/>
+          <w:b w:val="0"/>
+          <w:i w:val="0"/>
+          <w:color w:val="000000"/>
+          <w:sz w:val="24"/>
+        </w:rPr>
+        <w:t xml:space="preserve"> in Indonesia. The Royal </w:t>
+      </w:r>
+      <w:r>
+        <w:rPr>
+          <w:rFonts w:ascii="Charis SIL Regular" w:hAnsi="Charis SIL Regular" w:eastAsia="Charis SIL Regular"/>
+          <w:b w:val="0"/>
+          <w:i w:val="0"/>
+          <w:color w:val="000000"/>
+          <w:sz w:val="24"/>
+        </w:rPr>
+        <w:t>Netherla</w:t>
+      </w:r>
+      <w:r>
+        <w:rPr>
+          <w:u w:val="single" w:color="0000ff"/>
+          <w:rFonts w:ascii="Charis SIL Regular" w:hAnsi="Charis SIL Regular" w:eastAsia="Charis SIL Regular"/>
+          <w:b w:val="0"/>
+          <w:i w:val="0"/>
+          <w:color w:val="000000"/>
+          <w:sz w:val="24"/>
+        </w:rPr>
+        <w:hyperlink r:id="rId12" w:history="1">
+          <w:r>
+            <w:rPr>
+              <w:rStyle w:val="Hyperlink"/>
+            </w:rPr>
+            <w:t>nds Academ</w:t>
+          </w:r>
+        </w:hyperlink>
+      </w:r>
+      <w:r>
+        <w:rPr>
+          <w:u w:val="single" w:color="0000ff"/>
+          <w:rFonts w:ascii="Charis SIL Regular" w:hAnsi="Charis SIL Regular" w:eastAsia="Charis SIL Regular"/>
+          <w:b w:val="0"/>
+          <w:i w:val="0"/>
+          <w:color w:val="000000"/>
+          <w:sz w:val="24"/>
+        </w:rPr>
+        <w:hyperlink r:id="rId12" w:history="1">
+          <w:r>
+            <w:rPr>
+              <w:rStyle w:val="Hyperlink"/>
+            </w:rPr>
+            <w:t>y of Arts and</w:t>
+          </w:r>
+        </w:hyperlink>
+      </w:r>
+      <w:r>
+        <w:rPr>
+          <w:u w:val="single" w:color="0000ff"/>
+          <w:rFonts w:ascii="Charis SIL Regular" w:hAnsi="Charis SIL Regular" w:eastAsia="Charis SIL Regular"/>
+          <w:b w:val="0"/>
+          <w:i w:val="0"/>
+          <w:color w:val="000000"/>
+          <w:sz w:val="24"/>
+        </w:rPr>
+        <w:t xml:space="preserve"> </w:t>
+      </w:r>
+      <w:r>
+        <w:rPr>
+          <w:u w:val="single" w:color="0000ff"/>
+          <w:rFonts w:ascii="Charis SIL Regular" w:hAnsi="Charis SIL Regular" w:eastAsia="Charis SIL Regular"/>
+          <w:b w:val="0"/>
+          <w:i w:val="0"/>
+          <w:color w:val="000000"/>
+          <w:sz w:val="24"/>
+        </w:rPr>
+        <w:hyperlink r:id="rId12" w:history="1">
+          <w:r>
+            <w:rPr>
+              <w:rStyle w:val="Hyperlink"/>
+            </w:rPr>
+            <w:t>Sci</w:t>
+          </w:r>
+        </w:hyperlink>
+      </w:r>
+      <w:r>
+        <w:rPr>
+          <w:u w:val="single" w:color="0000ff"/>
+          <w:rFonts w:ascii="Charis SIL Regular" w:hAnsi="Charis SIL Regular" w:eastAsia="Charis SIL Regular"/>
+          <w:b w:val="0"/>
+          <w:i w:val="0"/>
+          <w:color w:val="000000"/>
+          <w:sz w:val="24"/>
         </w:rPr>
         <w:hyperlink r:id="rId12" w:history="1">
           <w:r>
@@ -1217,174 +1384,6 @@
       </w:r>
       <w:r>
         <w:rPr>
-          <w:rFonts w:ascii="Charis SIL Regular" w:hAnsi="Charis SIL Regular" w:eastAsia="Charis SIL Regular"/>
-          <w:b w:val="0"/>
-          <w:i w:val="0"/>
-          <w:color w:val="0000FF"/>
-          <w:sz w:val="24"/>
-          <w:u w:val="single"/>
-        </w:rPr>
-        <w:hyperlink r:id="rId12" w:history="1">
-          <w:r>
-            <w:rPr>
-              <w:rStyle w:val="Hyperlink"/>
-            </w:rPr>
-            <w:t>n</w:t>
-          </w:r>
-        </w:hyperlink>
-      </w:r>
-      <w:r>
-        <w:rPr>
-          <w:rFonts w:ascii="Charis SIL Regular" w:hAnsi="Charis SIL Regular" w:eastAsia="Charis SIL Regular"/>
-          <w:b w:val="0"/>
-          <w:i w:val="0"/>
-          <w:color w:val="0000FF"/>
-          <w:sz w:val="24"/>
-          <w:u w:val="single"/>
-        </w:rPr>
-        <w:t xml:space="preserve"> </w:t>
-      </w:r>
-      <w:r>
-        <w:rPr>
-          <w:rFonts w:ascii="Charis SIL Regular" w:hAnsi="Charis SIL Regular" w:eastAsia="Charis SIL Regular"/>
-          <w:b w:val="0"/>
-          <w:i w:val="0"/>
-          <w:color w:val="0000FF"/>
-          <w:sz w:val="24"/>
-          <w:u w:val="single"/>
-        </w:rPr>
-        <w:hyperlink r:id="rId12" w:history="1">
-          <w:r>
-            <w:rPr>
-              <w:rStyle w:val="Hyperlink"/>
-            </w:rPr>
-            <w:t>Wetenschap</w:t>
-          </w:r>
-        </w:hyperlink>
-      </w:r>
-      <w:r>
-        <w:rPr>
-          <w:rFonts w:ascii="Charis SIL Regular" w:hAnsi="Charis SIL Regular" w:eastAsia="Charis SIL Regular"/>
-          <w:b w:val="0"/>
-          <w:i w:val="0"/>
-          <w:color w:val="0000FF"/>
-          <w:sz w:val="24"/>
-          <w:u w:val="single"/>
-        </w:rPr>
-        <w:hyperlink r:id="rId12" w:history="1">
-          <w:r>
-            <w:rPr>
-              <w:rStyle w:val="Hyperlink"/>
-            </w:rPr>
-            <w:t>pen</w:t>
-          </w:r>
-        </w:hyperlink>
-      </w:r>
-      <w:r>
-        <w:rPr>
-          <w:rFonts w:ascii="Charis SIL Regular" w:hAnsi="Charis SIL Regular" w:eastAsia="Charis SIL Regular"/>
-          <w:b w:val="0"/>
-          <w:i w:val="0"/>
-          <w:color w:val="000000"/>
-          <w:sz w:val="24"/>
-        </w:rPr>
-        <w:t xml:space="preserve"> in Indonesia. The Royal </w:t>
-      </w:r>
-      <w:r>
-        <w:rPr>
-          <w:rFonts w:ascii="Charis SIL Regular" w:hAnsi="Charis SIL Regular" w:eastAsia="Charis SIL Regular"/>
-          <w:b w:val="0"/>
-          <w:i w:val="0"/>
-          <w:color w:val="000000"/>
-          <w:sz w:val="24"/>
-        </w:rPr>
-        <w:t>Netherla</w:t>
-      </w:r>
-      <w:r>
-        <w:rPr>
-          <w:u w:val="single" w:color="0000ff"/>
-          <w:rFonts w:ascii="Charis SIL Regular" w:hAnsi="Charis SIL Regular" w:eastAsia="Charis SIL Regular"/>
-          <w:b w:val="0"/>
-          <w:i w:val="0"/>
-          <w:color w:val="000000"/>
-          <w:sz w:val="24"/>
-        </w:rPr>
-        <w:hyperlink r:id="rId12" w:history="1">
-          <w:r>
-            <w:rPr>
-              <w:rStyle w:val="Hyperlink"/>
-            </w:rPr>
-            <w:t>nds Academ</w:t>
-          </w:r>
-        </w:hyperlink>
-      </w:r>
-      <w:r>
-        <w:rPr>
-          <w:u w:val="single" w:color="0000ff"/>
-          <w:rFonts w:ascii="Charis SIL Regular" w:hAnsi="Charis SIL Regular" w:eastAsia="Charis SIL Regular"/>
-          <w:b w:val="0"/>
-          <w:i w:val="0"/>
-          <w:color w:val="000000"/>
-          <w:sz w:val="24"/>
-        </w:rPr>
-        <w:hyperlink r:id="rId12" w:history="1">
-          <w:r>
-            <w:rPr>
-              <w:rStyle w:val="Hyperlink"/>
-            </w:rPr>
-            <w:t>y of Arts and</w:t>
-          </w:r>
-        </w:hyperlink>
-      </w:r>
-      <w:r>
-        <w:rPr>
-          <w:u w:val="single" w:color="0000ff"/>
-          <w:rFonts w:ascii="Charis SIL Regular" w:hAnsi="Charis SIL Regular" w:eastAsia="Charis SIL Regular"/>
-          <w:b w:val="0"/>
-          <w:i w:val="0"/>
-          <w:color w:val="000000"/>
-          <w:sz w:val="24"/>
-        </w:rPr>
-        <w:t xml:space="preserve"> </w:t>
-      </w:r>
-      <w:r>
-        <w:rPr>
-          <w:u w:val="single" w:color="0000ff"/>
-          <w:rFonts w:ascii="Charis SIL Regular" w:hAnsi="Charis SIL Regular" w:eastAsia="Charis SIL Regular"/>
-          <w:b w:val="0"/>
-          <w:i w:val="0"/>
-          <w:color w:val="000000"/>
-          <w:sz w:val="24"/>
-        </w:rPr>
-        <w:hyperlink r:id="rId12" w:history="1">
-          <w:r>
-            <w:rPr>
-              <w:rStyle w:val="Hyperlink"/>
-            </w:rPr>
-            <w:t>Sci</w:t>
-          </w:r>
-        </w:hyperlink>
-      </w:r>
-      <w:r>
-        <w:rPr>
-          <w:u w:val="single" w:color="0000ff"/>
-          <w:rFonts w:ascii="Charis SIL Regular" w:hAnsi="Charis SIL Regular" w:eastAsia="Charis SIL Regular"/>
-          <w:b w:val="0"/>
-          <w:i w:val="0"/>
-          <w:color w:val="000000"/>
-          <w:sz w:val="24"/>
-        </w:rPr>
-        <w:hyperlink r:id="rId12" w:history="1">
-          <w:r>
-            <w:rPr>
-              <w:rStyle w:val="Hyperlink"/>
-            </w:rPr>
-            <w:t>e</w:t>
-          </w:r>
-        </w:hyperlink>
-      </w:r>
-      <w:r>
-        <w:rPr>
           <w:u w:val="single" w:color="0000ff"/>
           <w:rFonts w:ascii="Charis SIL Regular" w:hAnsi="Charis SIL Regular" w:eastAsia="Charis SIL Regular"/>
           <w:b w:val="0"/>
@@ -1403,6 +1402,7 @@
       </w:r>
       <w:r>
         <w:rPr>
+          <w:u w:val="single" w:color="0000ff"/>
           <w:rFonts w:ascii="Charis SIL Regular" w:hAnsi="Charis SIL Regular" w:eastAsia="Charis SIL Regular"/>
           <w:b w:val="0"/>
           <w:i w:val="0"/>
@@ -1431,6 +1431,7 @@
       </w:r>
       <w:r>
         <w:rPr>
+          <w:u w:val="single" w:color="0000ff"/>
           <w:rFonts w:ascii="Charis SIL Regular" w:hAnsi="Charis SIL Regular" w:eastAsia="Charis SIL Regular"/>
           <w:b w:val="0"/>
           <w:i w:val="0"/>
@@ -2327,7 +2328,7 @@
           <w:sz w:val="24"/>
           <w:u w:val="single"/>
         </w:rPr>
-        <w:hyperlink r:id="rId12" w:history="1">
+        <w:hyperlink r:id="rId16" w:history="1">
           <w:r>
             <w:rPr>
               <w:rStyle w:val="Hyperlink"/>
@@ -2410,7 +2411,7 @@
           <w:sz w:val="24"/>
           <w:u w:val="single"/>
         </w:rPr>
-        <w:hyperlink r:id="rId16" w:history="1">
+        <w:hyperlink r:id="rId12" w:history="1">
           <w:r>
             <w:rPr>
               <w:rStyle w:val="Hyperlink"/>
@@ -3061,7 +3062,7 @@
           <w:sz w:val="24"/>
           <w:u w:val="single"/>
         </w:rPr>
-        <w:t>Royal Zeeland Scientific So</w:t>
+        <w:t>Royal Zeeland Scientific Soc</w:t>
       </w:r>
       <w:r>
         <w:rPr>
@@ -3072,7 +3073,7 @@
           <w:sz w:val="24"/>
           <w:u w:val="single"/>
         </w:rPr>
-        <w:t>c</w:t>
+        <w:t>iet</w:t>
       </w:r>
       <w:r>
         <w:rPr>
@@ -3081,9 +3082,8 @@
           <w:i w:val="0"/>
           <w:color w:val="0000FF"/>
           <w:sz w:val="24"/>
-          <w:u w:val="single"/>
-        </w:rPr>
-        <w:t>iety</w:t>
+        </w:rPr>
+        <w:t>y</w:t>
       </w:r>
       <w:r>
         <w:br/>
@@ -3470,7 +3470,7 @@
             <w:rPr>
               <w:rStyle w:val="Hyperlink"/>
             </w:rPr>
-            <w:t>portalfiles</w:t>
+            <w:t>portalfile</w:t>
           </w:r>
         </w:hyperlink>
       </w:r>
@@ -3481,25 +3481,13 @@
           <w:i w:val="0"/>
           <w:color w:val="0000FF"/>
           <w:sz w:val="24"/>
-          <w:u w:val="single"/>
-        </w:rPr>
-        <w:t>/</w:t>
-      </w:r>
-      <w:r>
-        <w:rPr>
-          <w:rFonts w:ascii="Charis SIL Regular" w:hAnsi="Charis SIL Regular" w:eastAsia="Charis SIL Regular"/>
-          <w:b w:val="0"/>
-          <w:i w:val="0"/>
-          <w:color w:val="0000FF"/>
-          <w:sz w:val="24"/>
-          <w:u w:val="single"/>
         </w:rPr>
         <w:hyperlink r:id="rId17" w:history="1">
           <w:r>
             <w:rPr>
               <w:rStyle w:val="Hyperlink"/>
             </w:rPr>
-            <w:t>portal/1414020</w:t>
+            <w:t>s</w:t>
           </w:r>
         </w:hyperlink>
       </w:r>
@@ -3511,7 +3499,25 @@
           <w:color w:val="0000FF"/>
           <w:sz w:val="24"/>
         </w:rPr>
-        <w:t xml:space="preserve">/ </w:t>
+        <w:t>/</w:t>
+      </w:r>
+      <w:r>
+        <w:rPr>
+          <w:rFonts w:ascii="Charis SIL Regular" w:hAnsi="Charis SIL Regular" w:eastAsia="Charis SIL Regular"/>
+          <w:b w:val="0"/>
+          <w:i w:val="0"/>
+          <w:color w:val="0000FF"/>
+          <w:sz w:val="24"/>
+          <w:u w:val="single"/>
+        </w:rPr>
+        <w:hyperlink r:id="rId17" w:history="1">
+          <w:r>
+            <w:rPr>
+              <w:rStyle w:val="Hyperlink"/>
+            </w:rPr>
+            <w:t xml:space="preserve">portal/1414020/ </w:t>
+          </w:r>
+        </w:hyperlink>
       </w:r>
       <w:r>
         <w:br/>
@@ -3590,7 +3596,6 @@
       </w:r>
       <w:r>
         <w:rPr>
-          <w:u w:val="single" w:color="0000ff"/>
           <w:rFonts w:ascii="Charis SIL Regular" w:hAnsi="Charis SIL Regular" w:eastAsia="Charis SIL Regular"/>
           <w:b w:val="0"/>
           <w:i w:val="0"/>
@@ -3615,7 +3620,7 @@
           <w:sz w:val="24"/>
           <w:u w:val="single"/>
         </w:rPr>
-        <w:hyperlink r:id="rId18" w:history="1">
+        <w:hyperlink r:id="rId17" w:history="1">
           <w:r>
             <w:rPr>
               <w:rStyle w:val="Hyperlink"/>
@@ -3644,7 +3649,7 @@
           <w:sz w:val="24"/>
           <w:u w:val="single"/>
         </w:rPr>
-        <w:hyperlink r:id="rId18" w:history="1">
+        <w:hyperlink r:id="rId17" w:history="1">
           <w:r>
             <w:rPr>
               <w:rStyle w:val="Hyperlink"/>
@@ -3662,7 +3667,7 @@
           <w:sz w:val="24"/>
           <w:u w:val="single"/>
         </w:rPr>
-        <w:hyperlink r:id="rId18" w:history="1">
+        <w:hyperlink r:id="rId17" w:history="1">
           <w:r>
             <w:rPr>
               <w:rStyle w:val="Hyperlink"/>
@@ -3673,7 +3678,6 @@
       </w:r>
       <w:r>
         <w:rPr>
-          <w:u w:val="single" w:color="0000ff"/>
           <w:rFonts w:ascii="Charis SIL Regular" w:hAnsi="Charis SIL Regular" w:eastAsia="Charis SIL Regular"/>
           <w:b w:val="0"/>
           <w:i w:val="0"/>
@@ -3698,7 +3702,7 @@
           <w:sz w:val="24"/>
           <w:u w:val="single"/>
         </w:rPr>
-        <w:hyperlink r:id="rId19" w:history="1">
+        <w:hyperlink r:id="rId18" w:history="1">
           <w:r>
             <w:rPr>
               <w:rStyle w:val="Hyperlink"/>
@@ -3727,7 +3731,7 @@
           <w:sz w:val="24"/>
           <w:u w:val="single"/>
         </w:rPr>
-        <w:hyperlink r:id="rId19" w:history="1">
+        <w:hyperlink r:id="rId18" w:history="1">
           <w:r>
             <w:rPr>
               <w:rStyle w:val="Hyperlink"/>
@@ -3848,7 +3852,7 @@
           <w:sz w:val="24"/>
           <w:u w:val="single"/>
         </w:rPr>
-        <w:hyperlink r:id="rId20" w:history="1">
+        <w:hyperlink r:id="rId19" w:history="1">
           <w:r>
             <w:rPr>
               <w:rStyle w:val="Hyperlink"/>
@@ -3877,7 +3881,7 @@
           <w:sz w:val="24"/>
           <w:u w:val="single"/>
         </w:rPr>
-        <w:hyperlink r:id="rId20" w:history="1">
+        <w:hyperlink r:id="rId19" w:history="1">
           <w:r>
             <w:rPr>
               <w:rStyle w:val="Hyperlink"/>
@@ -3905,7 +3909,7 @@
           <w:sz w:val="24"/>
           <w:u w:val="single"/>
         </w:rPr>
-        <w:hyperlink r:id="rId21" w:history="1">
+        <w:hyperlink r:id="rId20" w:history="1">
           <w:r>
             <w:rPr>
               <w:rStyle w:val="Hyperlink"/>
@@ -3923,7 +3927,7 @@
           <w:sz w:val="24"/>
           <w:u w:val="single"/>
         </w:rPr>
-        <w:hyperlink r:id="rId21" w:history="1">
+        <w:hyperlink r:id="rId20" w:history="1">
           <w:r>
             <w:rPr>
               <w:rStyle w:val="Hyperlink"/>
@@ -3941,7 +3945,7 @@
           <w:sz w:val="24"/>
           <w:u w:val="single"/>
         </w:rPr>
-        <w:hyperlink r:id="rId21" w:history="1">
+        <w:hyperlink r:id="rId20" w:history="1">
           <w:r>
             <w:rPr>
               <w:rStyle w:val="Hyperlink"/>
@@ -4059,7 +4063,7 @@
           <w:sz w:val="24"/>
           <w:u w:val="single"/>
         </w:rPr>
-        <w:hyperlink r:id="rId22" w:history="1">
+        <w:hyperlink r:id="rId21" w:history="1">
           <w:r>
             <w:rPr>
               <w:rStyle w:val="Hyperlink"/>
@@ -4088,7 +4092,7 @@
           <w:sz w:val="24"/>
           <w:u w:val="single"/>
         </w:rPr>
-        <w:hyperlink r:id="rId22" w:history="1">
+        <w:hyperlink r:id="rId21" w:history="1">
           <w:r>
             <w:rPr>
               <w:rStyle w:val="Hyperlink"/>
@@ -4116,7 +4120,7 @@
           <w:sz w:val="24"/>
           <w:u w:val="single"/>
         </w:rPr>
-        <w:hyperlink r:id="rId23" w:history="1">
+        <w:hyperlink r:id="rId22" w:history="1">
           <w:r>
             <w:rPr>
               <w:rStyle w:val="Hyperlink"/>
@@ -4134,7 +4138,7 @@
           <w:sz w:val="24"/>
           <w:u w:val="single"/>
         </w:rPr>
-        <w:hyperlink r:id="rId23" w:history="1">
+        <w:hyperlink r:id="rId22" w:history="1">
           <w:r>
             <w:rPr>
               <w:rStyle w:val="Hyperlink"/>
@@ -4152,7 +4156,7 @@
           <w:sz w:val="24"/>
           <w:u w:val="single"/>
         </w:rPr>
-        <w:hyperlink r:id="rId23" w:history="1">
+        <w:hyperlink r:id="rId22" w:history="1">
           <w:r>
             <w:rPr>
               <w:rStyle w:val="Hyperlink"/>
@@ -4170,7 +4174,7 @@
           <w:sz w:val="24"/>
           <w:u w:val="single"/>
         </w:rPr>
-        <w:hyperlink r:id="rId23" w:history="1">
+        <w:hyperlink r:id="rId22" w:history="1">
           <w:r>
             <w:rPr>
               <w:rStyle w:val="Hyperlink"/>
